--- a/Open_Letter_to_Committee.docx
+++ b/Open_Letter_to_Committee.docx
@@ -38,7 +38,7 @@
           <w:sz w:val="22"/>
           <w:szCs w:val="22"/>
         </w:rPr>
-        <w:t xml:space="preserve">DRAFT FOR PUBLIC REVIEW — pending formal submission</w:t>
+        <w:t xml:space="preserve">FILED — JUNE 15, 2026</w:t>
       </w:r>
     </w:p>
     <w:p>
@@ -462,7 +462,7 @@
           <w:sz w:val="24"/>
           <w:szCs w:val="24"/>
         </w:rPr>
-        <w:t xml:space="preserve">This letter is filed separately from, and in addition to, the Public Record Statement (most recent revision dated June 15, 2026, currently in draft for public review). It is intended to enter the public record of the proceedings of the Wastewater Treatment Plant Site Selection Committee and to be made publicly available alongside the Public Record Statement during the community review period.</w:t>
+        <w:t xml:space="preserve">This letter is filed separately from, and in addition to, the Public Record Statement (most recent revision dated June 15, 2026, filed with the committee on June 15, 2026). It is intended to enter the public record of the proceedings of the Wastewater Treatment Plant Site Selection Committee and to be made publicly available alongside the Public Record Statement during the community review period.</w:t>
       </w:r>
     </w:p>
     <w:sectPr>

--- a/Open_Letter_to_Committee.docx
+++ b/Open_Letter_to_Committee.docx
@@ -38,7 +38,7 @@
           <w:sz w:val="22"/>
           <w:szCs w:val="22"/>
         </w:rPr>
-        <w:t xml:space="preserve">FILED — JUNE 15, 2026</w:t>
+        <w:t xml:space="preserve">DRAFT FOR PUBLIC REVIEW — pending formal submission</w:t>
       </w:r>
     </w:p>
     <w:p>
@@ -462,7 +462,7 @@
           <w:sz w:val="24"/>
           <w:szCs w:val="24"/>
         </w:rPr>
-        <w:t xml:space="preserve">This letter is filed separately from, and in addition to, the Public Record Statement (most recent revision dated June 15, 2026, filed with the committee on June 15, 2026). It is intended to enter the public record of the proceedings of the Wastewater Treatment Plant Site Selection Committee and to be made publicly available alongside the Public Record Statement during the community review period.</w:t>
+        <w:t xml:space="preserve">This letter is to be filed separately from, and in addition to, the Public Record Statement (most recent revision dated June 15, 2026, filed with the committee on June 15, 2026). It is intended to enter the public record of the proceedings of the Wastewater Treatment Plant Site Selection Committee and to be made publicly available alongside the Public Record Statement during the community review period.</w:t>
       </w:r>
     </w:p>
     <w:sectPr>
